--- a/新建文件夹/新建文件夹/BIM协同设计对建筑结构设计质量的影响研究——以装配式住宅项目为例/BIM协同设计对建筑结构设计质量的影响研究——以装配式住宅项目为例_炎黄模板严格版_图片已补全.docx
+++ b/新建文件夹/新建文件夹/BIM协同设计对建筑结构设计质量的影响研究——以装配式住宅项目为例/BIM协同设计对建筑结构设计质量的影响研究——以装配式住宅项目为例_炎黄模板严格版_图片已补全.docx
@@ -4507,7 +4507,7 @@
     <w:p>
       <w:pPr>
         <w:pStyle w:val="TOC1"/>
-        <w:pageBreakBefore/>
+        <w:spacing w:line="560" w:lineRule="exact"/>
         <w:rPr>
           <w:rFonts w:asciiTheme="minorHAnsi" w:eastAsiaTheme="minorEastAsia" w:hAnsiTheme="minorHAnsi" w:hint="eastAsia"/>
           <w:noProof/>
@@ -4611,6 +4611,7 @@
     <w:p>
       <w:pPr>
         <w:pStyle w:val="TOC2"/>
+        <w:spacing w:line="560" w:lineRule="exact"/>
         <w:ind w:left="441"/>
         <w:rPr>
           <w:rFonts w:asciiTheme="minorHAnsi" w:eastAsiaTheme="minorEastAsia" w:hAnsiTheme="minorHAnsi" w:hint="eastAsia"/>
@@ -4706,6 +4707,7 @@
     <w:p>
       <w:pPr>
         <w:pStyle w:val="TOC2"/>
+        <w:spacing w:line="560" w:lineRule="exact"/>
         <w:ind w:left="441"/>
         <w:rPr>
           <w:rFonts w:asciiTheme="minorHAnsi" w:eastAsiaTheme="minorEastAsia" w:hAnsiTheme="minorHAnsi" w:hint="eastAsia"/>
@@ -4801,6 +4803,7 @@
     <w:p>
       <w:pPr>
         <w:pStyle w:val="TOC2"/>
+        <w:spacing w:line="560" w:lineRule="exact"/>
         <w:ind w:left="441"/>
         <w:rPr>
           <w:rFonts w:asciiTheme="minorHAnsi" w:eastAsiaTheme="minorEastAsia" w:hAnsiTheme="minorHAnsi" w:hint="eastAsia"/>
@@ -4896,6 +4899,7 @@
     <w:p>
       <w:pPr>
         <w:pStyle w:val="TOC2"/>
+        <w:spacing w:line="560" w:lineRule="exact"/>
         <w:ind w:left="441"/>
         <w:rPr>
           <w:rFonts w:asciiTheme="minorHAnsi" w:eastAsiaTheme="minorEastAsia" w:hAnsiTheme="minorHAnsi" w:hint="eastAsia"/>
@@ -4991,6 +4995,7 @@
     <w:p>
       <w:pPr>
         <w:pStyle w:val="TOC1"/>
+        <w:spacing w:line="560" w:lineRule="exact"/>
         <w:rPr>
           <w:rFonts w:asciiTheme="minorHAnsi" w:eastAsiaTheme="minorEastAsia" w:hAnsiTheme="minorHAnsi" w:hint="eastAsia"/>
           <w:noProof/>
@@ -5085,6 +5090,7 @@
     <w:p>
       <w:pPr>
         <w:pStyle w:val="TOC2"/>
+        <w:spacing w:line="560" w:lineRule="exact"/>
         <w:ind w:left="441"/>
         <w:rPr>
           <w:rFonts w:asciiTheme="minorHAnsi" w:eastAsiaTheme="minorEastAsia" w:hAnsiTheme="minorHAnsi" w:hint="eastAsia"/>
@@ -5180,6 +5186,7 @@
     <w:p>
       <w:pPr>
         <w:pStyle w:val="TOC2"/>
+        <w:spacing w:line="560" w:lineRule="exact"/>
         <w:ind w:left="441"/>
         <w:rPr>
           <w:rFonts w:asciiTheme="minorHAnsi" w:eastAsiaTheme="minorEastAsia" w:hAnsiTheme="minorHAnsi" w:hint="eastAsia"/>
@@ -5275,6 +5282,7 @@
     <w:p>
       <w:pPr>
         <w:pStyle w:val="TOC2"/>
+        <w:spacing w:line="560" w:lineRule="exact"/>
         <w:ind w:left="441"/>
         <w:rPr>
           <w:rFonts w:asciiTheme="minorHAnsi" w:eastAsiaTheme="minorEastAsia" w:hAnsiTheme="minorHAnsi" w:hint="eastAsia"/>
@@ -5370,6 +5378,7 @@
     <w:p>
       <w:pPr>
         <w:pStyle w:val="TOC2"/>
+        <w:spacing w:line="560" w:lineRule="exact"/>
         <w:ind w:left="441"/>
         <w:rPr>
           <w:rFonts w:asciiTheme="minorHAnsi" w:eastAsiaTheme="minorEastAsia" w:hAnsiTheme="minorHAnsi" w:hint="eastAsia"/>
@@ -5465,6 +5474,7 @@
     <w:p>
       <w:pPr>
         <w:pStyle w:val="TOC1"/>
+        <w:spacing w:line="560" w:lineRule="exact"/>
         <w:rPr>
           <w:rFonts w:asciiTheme="minorHAnsi" w:eastAsiaTheme="minorEastAsia" w:hAnsiTheme="minorHAnsi" w:hint="eastAsia"/>
           <w:noProof/>
@@ -5559,6 +5569,7 @@
     <w:p>
       <w:pPr>
         <w:pStyle w:val="TOC2"/>
+        <w:spacing w:line="560" w:lineRule="exact"/>
         <w:ind w:left="441"/>
         <w:rPr>
           <w:rFonts w:asciiTheme="minorHAnsi" w:eastAsiaTheme="minorEastAsia" w:hAnsiTheme="minorHAnsi" w:hint="eastAsia"/>
@@ -5654,6 +5665,7 @@
     <w:p>
       <w:pPr>
         <w:pStyle w:val="TOC2"/>
+        <w:spacing w:line="560" w:lineRule="exact"/>
         <w:ind w:left="441"/>
         <w:rPr>
           <w:rFonts w:asciiTheme="minorHAnsi" w:eastAsiaTheme="minorEastAsia" w:hAnsiTheme="minorHAnsi" w:hint="eastAsia"/>
@@ -5749,6 +5761,7 @@
     <w:p>
       <w:pPr>
         <w:pStyle w:val="TOC2"/>
+        <w:spacing w:line="560" w:lineRule="exact"/>
         <w:ind w:left="441"/>
         <w:rPr>
           <w:rFonts w:asciiTheme="minorHAnsi" w:eastAsiaTheme="minorEastAsia" w:hAnsiTheme="minorHAnsi" w:hint="eastAsia"/>
@@ -5844,6 +5857,7 @@
     <w:p>
       <w:pPr>
         <w:pStyle w:val="TOC2"/>
+        <w:spacing w:line="560" w:lineRule="exact"/>
         <w:ind w:left="441"/>
         <w:rPr>
           <w:rFonts w:asciiTheme="minorHAnsi" w:eastAsiaTheme="minorEastAsia" w:hAnsiTheme="minorHAnsi" w:hint="eastAsia"/>
@@ -5939,6 +5953,7 @@
     <w:p>
       <w:pPr>
         <w:pStyle w:val="TOC2"/>
+        <w:spacing w:line="560" w:lineRule="exact"/>
         <w:ind w:left="441"/>
         <w:rPr>
           <w:rFonts w:asciiTheme="minorHAnsi" w:eastAsiaTheme="minorEastAsia" w:hAnsiTheme="minorHAnsi" w:hint="eastAsia"/>
@@ -6034,6 +6049,7 @@
     <w:p>
       <w:pPr>
         <w:pStyle w:val="TOC1"/>
+        <w:spacing w:line="560" w:lineRule="exact"/>
         <w:rPr>
           <w:rFonts w:asciiTheme="minorHAnsi" w:eastAsiaTheme="minorEastAsia" w:hAnsiTheme="minorHAnsi" w:hint="eastAsia"/>
           <w:noProof/>
@@ -6128,6 +6144,7 @@
     <w:p>
       <w:pPr>
         <w:pStyle w:val="TOC2"/>
+        <w:spacing w:line="560" w:lineRule="exact"/>
         <w:ind w:left="441"/>
         <w:rPr>
           <w:rFonts w:asciiTheme="minorHAnsi" w:eastAsiaTheme="minorEastAsia" w:hAnsiTheme="minorHAnsi" w:hint="eastAsia"/>
@@ -6223,6 +6240,7 @@
     <w:p>
       <w:pPr>
         <w:pStyle w:val="TOC2"/>
+        <w:spacing w:line="560" w:lineRule="exact"/>
         <w:ind w:left="441"/>
         <w:rPr>
           <w:rFonts w:asciiTheme="minorHAnsi" w:eastAsiaTheme="minorEastAsia" w:hAnsiTheme="minorHAnsi" w:hint="eastAsia"/>
@@ -6318,6 +6336,7 @@
     <w:p>
       <w:pPr>
         <w:pStyle w:val="TOC2"/>
+        <w:spacing w:line="560" w:lineRule="exact"/>
         <w:ind w:left="441"/>
         <w:rPr>
           <w:rFonts w:asciiTheme="minorHAnsi" w:eastAsiaTheme="minorEastAsia" w:hAnsiTheme="minorHAnsi" w:hint="eastAsia"/>
@@ -6413,6 +6432,7 @@
     <w:p>
       <w:pPr>
         <w:pStyle w:val="TOC2"/>
+        <w:spacing w:line="560" w:lineRule="exact"/>
         <w:ind w:left="441"/>
         <w:rPr>
           <w:rFonts w:asciiTheme="minorHAnsi" w:eastAsiaTheme="minorEastAsia" w:hAnsiTheme="minorHAnsi" w:hint="eastAsia"/>
@@ -6508,6 +6528,7 @@
     <w:p>
       <w:pPr>
         <w:pStyle w:val="TOC1"/>
+        <w:spacing w:line="560" w:lineRule="exact"/>
         <w:rPr>
           <w:rFonts w:asciiTheme="minorHAnsi" w:eastAsiaTheme="minorEastAsia" w:hAnsiTheme="minorHAnsi" w:hint="eastAsia"/>
           <w:noProof/>
@@ -6602,6 +6623,8 @@
     <w:p>
       <w:pPr>
         <w:pStyle w:val="TOC2"/>
+        <w:pageBreakBefore/>
+        <w:spacing w:line="560" w:lineRule="exact"/>
         <w:ind w:left="441"/>
         <w:rPr>
           <w:rFonts w:asciiTheme="minorHAnsi" w:eastAsiaTheme="minorEastAsia" w:hAnsiTheme="minorHAnsi" w:hint="eastAsia"/>
@@ -6697,6 +6720,7 @@
     <w:p>
       <w:pPr>
         <w:pStyle w:val="TOC2"/>
+        <w:spacing w:line="560" w:lineRule="exact"/>
         <w:ind w:left="441"/>
         <w:rPr>
           <w:rFonts w:asciiTheme="minorHAnsi" w:eastAsiaTheme="minorEastAsia" w:hAnsiTheme="minorHAnsi" w:hint="eastAsia"/>
@@ -6792,6 +6816,7 @@
     <w:p>
       <w:pPr>
         <w:pStyle w:val="TOC2"/>
+        <w:spacing w:line="560" w:lineRule="exact"/>
         <w:ind w:left="441"/>
         <w:rPr>
           <w:rFonts w:asciiTheme="minorHAnsi" w:eastAsiaTheme="minorEastAsia" w:hAnsiTheme="minorHAnsi" w:hint="eastAsia"/>
@@ -6887,6 +6912,7 @@
     <w:p>
       <w:pPr>
         <w:pStyle w:val="TOC1"/>
+        <w:spacing w:line="560" w:lineRule="exact"/>
         <w:rPr>
           <w:rFonts w:asciiTheme="minorHAnsi" w:eastAsiaTheme="minorEastAsia" w:hAnsiTheme="minorHAnsi" w:hint="eastAsia"/>
           <w:noProof/>
@@ -6981,6 +7007,7 @@
     <w:p>
       <w:pPr>
         <w:pStyle w:val="TOC2"/>
+        <w:spacing w:line="560" w:lineRule="exact"/>
         <w:ind w:left="441"/>
         <w:rPr>
           <w:rFonts w:asciiTheme="minorHAnsi" w:eastAsiaTheme="minorEastAsia" w:hAnsiTheme="minorHAnsi" w:hint="eastAsia"/>
@@ -7076,6 +7103,7 @@
     <w:p>
       <w:pPr>
         <w:pStyle w:val="TOC2"/>
+        <w:spacing w:line="560" w:lineRule="exact"/>
         <w:ind w:left="441"/>
         <w:rPr>
           <w:rFonts w:asciiTheme="minorHAnsi" w:eastAsiaTheme="minorEastAsia" w:hAnsiTheme="minorHAnsi" w:hint="eastAsia"/>
@@ -7196,7 +7224,7 @@
       </w:pPr>
       <w:r>
         <w:rPr>
-          <w:rFonts w:ascii="宋体" w:hAnsi="宋体"/>
+          <w:rFonts w:ascii="宋体" w:hAnsi="宋体" w:eastAsia="宋体"/>
           <w:color w:val="000000"/>
           <w:sz w:val="24"/>
           <w:szCs w:val="24"/>
@@ -7205,7 +7233,7 @@
       </w:r>
       <w:r>
         <w:rPr>
-          <w:rFonts w:ascii="宋体" w:hAnsi="宋体"/>
+          <w:rFonts w:ascii="宋体" w:hAnsi="宋体" w:eastAsia="宋体"/>
           <w:color w:val="000000"/>
           <w:sz w:val="24"/>
           <w:szCs w:val="24"/>
@@ -7218,6 +7246,7 @@
       <w:pPr>
         <w:keepNext/>
         <w:keepLines/>
+        <w:pageBreakBefore/>
         <w:spacing w:beforeLines="50" w:before="156" w:afterLines="50" w:after="156" w:line="360" w:lineRule="auto"/>
         <w:ind w:left="1967" w:hangingChars="653" w:hanging="1967"/>
         <w:outlineLvl w:val="0"/>
@@ -7239,7 +7268,7 @@
           <w:szCs w:val="30"/>
         </w:rPr>
         <w:lastRenderedPageBreak/>
-        <w:t xml:space="preserve">9</w:t>
+        <w:t xml:space="preserve">1  </w:t>
       </w:r>
       <w:r>
         <w:rPr>
@@ -7300,7 +7329,7 @@
           <w:sz w:val="28"/>
           <w:szCs w:val="28"/>
         </w:rPr>
-        <w:t xml:space="preserve">9</w:t>
+        <w:t xml:space="preserve">1  </w:t>
       </w:r>
       <w:r>
         <w:rPr>
